--- a/МСОИ, тесты/МСОИ, тест 2, ответы.docx
+++ b/МСОИ, тесты/МСОИ, тест 2, ответы.docx
@@ -60,14 +60,7 @@
           <w:b/>
           <w:bCs/>
         </w:rPr>
-        <w:t>Финансовая устойчивость предприятия характеризуется</w:t>
-      </w:r>
-      <w:r>
-        <w:rPr>
-          <w:b/>
-          <w:bCs/>
-        </w:rPr>
-        <w:t xml:space="preserve"> </w:t>
+        <w:t xml:space="preserve">Финансовая устойчивость предприятия характеризуется </w:t>
       </w:r>
       <m:oMath>
         <m:r>
@@ -85,14 +78,7 @@
           <w:b/>
           <w:bCs/>
         </w:rPr>
-        <w:t xml:space="preserve"> показателями. В результате расчетов получены собственные значения трех первых главных компонент пронормированных исходных показателей:</w:t>
-      </w:r>
-      <w:r>
-        <w:rPr>
-          <w:b/>
-          <w:bCs/>
-        </w:rPr>
-        <w:t xml:space="preserve"> </w:t>
+        <w:t xml:space="preserve"> показателями. В результате расчетов получены собственные значения трех первых главных компонент пронормированных исходных показателей: </w:t>
       </w:r>
       <m:oMath>
         <m:sSub>
@@ -457,16 +443,7 @@
           <w:rPr>
             <w:rFonts w:ascii="Cambria Math" w:hAnsi="Cambria Math"/>
           </w:rPr>
-          <m:t>*</m:t>
-        </m:r>
-        <m:r>
-          <m:rPr>
-            <m:sty m:val="p"/>
-          </m:rPr>
-          <w:rPr>
-            <w:rFonts w:ascii="Cambria Math" w:hAnsi="Cambria Math"/>
-          </w:rPr>
-          <m:t>100%</m:t>
+          <m:t>*100%</m:t>
         </m:r>
       </m:oMath>
       <w:r>
@@ -657,25 +634,7 @@
           <w:rPr>
             <w:rFonts w:ascii="Cambria Math" w:hAnsi="Cambria Math"/>
           </w:rPr>
-          <m:t>*</m:t>
-        </m:r>
-        <m:r>
-          <m:rPr>
-            <m:sty m:val="p"/>
-          </m:rPr>
-          <w:rPr>
-            <w:rFonts w:ascii="Cambria Math" w:hAnsi="Cambria Math"/>
-          </w:rPr>
-          <m:t>100%</m:t>
-        </m:r>
-        <m:r>
-          <m:rPr>
-            <m:sty m:val="p"/>
-          </m:rPr>
-          <w:rPr>
-            <w:rFonts w:ascii="Cambria Math" w:hAnsi="Cambria Math"/>
-          </w:rPr>
-          <m:t>=</m:t>
+          <m:t>*100%=</m:t>
         </m:r>
         <m:f>
           <m:fPr>
@@ -771,8 +730,39 @@
           <w:rPr>
             <w:rFonts w:ascii="Cambria Math" w:hAnsi="Cambria Math"/>
           </w:rPr>
-          <m:t>*100%</m:t>
-        </m:r>
+          <m:t>*100%=</m:t>
+        </m:r>
+        <m:f>
+          <m:fPr>
+            <m:ctrlPr>
+              <w:rPr>
+                <w:rFonts w:ascii="Cambria Math" w:hAnsi="Cambria Math"/>
+              </w:rPr>
+            </m:ctrlPr>
+          </m:fPr>
+          <m:num>
+            <m:r>
+              <m:rPr>
+                <m:sty m:val="p"/>
+              </m:rPr>
+              <w:rPr>
+                <w:rFonts w:ascii="Cambria Math" w:hAnsi="Cambria Math"/>
+              </w:rPr>
+              <m:t>4+1,6</m:t>
+            </m:r>
+          </m:num>
+          <m:den>
+            <m:r>
+              <m:rPr>
+                <m:sty m:val="p"/>
+              </m:rPr>
+              <w:rPr>
+                <w:rFonts w:ascii="Cambria Math" w:hAnsi="Cambria Math"/>
+              </w:rPr>
+              <m:t>8</m:t>
+            </m:r>
+          </m:den>
+        </m:f>
         <m:r>
           <m:rPr>
             <m:sty m:val="p"/>
@@ -780,7 +770,7 @@
           <w:rPr>
             <w:rFonts w:ascii="Cambria Math" w:hAnsi="Cambria Math"/>
           </w:rPr>
-          <m:t>=</m:t>
+          <m:t>*100%=</m:t>
         </m:r>
         <m:f>
           <m:fPr>
@@ -798,8 +788,10 @@
               <w:rPr>
                 <w:rFonts w:ascii="Cambria Math" w:hAnsi="Cambria Math"/>
               </w:rPr>
-              <m:t>4+</m:t>
-            </m:r>
+              <m:t>5,6</m:t>
+            </m:r>
+          </m:num>
+          <m:den>
             <m:r>
               <m:rPr>
                 <m:sty m:val="p"/>
@@ -807,17 +799,6 @@
               <w:rPr>
                 <w:rFonts w:ascii="Cambria Math" w:hAnsi="Cambria Math"/>
               </w:rPr>
-              <m:t>1,6</m:t>
-            </m:r>
-          </m:num>
-          <m:den>
-            <m:r>
-              <m:rPr>
-                <m:sty m:val="p"/>
-              </m:rPr>
-              <w:rPr>
-                <w:rFonts w:ascii="Cambria Math" w:hAnsi="Cambria Math"/>
-              </w:rPr>
               <m:t>8</m:t>
             </m:r>
           </m:den>
@@ -829,92 +810,7 @@
           <w:rPr>
             <w:rFonts w:ascii="Cambria Math" w:hAnsi="Cambria Math"/>
           </w:rPr>
-          <m:t>*1</m:t>
-        </m:r>
-        <m:r>
-          <m:rPr>
-            <m:sty m:val="p"/>
-          </m:rPr>
-          <w:rPr>
-            <w:rFonts w:ascii="Cambria Math" w:hAnsi="Cambria Math"/>
-          </w:rPr>
-          <m:t>00%</m:t>
-        </m:r>
-        <m:r>
-          <m:rPr>
-            <m:sty m:val="p"/>
-          </m:rPr>
-          <w:rPr>
-            <w:rFonts w:ascii="Cambria Math" w:hAnsi="Cambria Math"/>
-          </w:rPr>
-          <m:t>=</m:t>
-        </m:r>
-        <m:f>
-          <m:fPr>
-            <m:ctrlPr>
-              <w:rPr>
-                <w:rFonts w:ascii="Cambria Math" w:hAnsi="Cambria Math"/>
-              </w:rPr>
-            </m:ctrlPr>
-          </m:fPr>
-          <m:num>
-            <m:r>
-              <m:rPr>
-                <m:sty m:val="p"/>
-              </m:rPr>
-              <w:rPr>
-                <w:rFonts w:ascii="Cambria Math" w:hAnsi="Cambria Math"/>
-              </w:rPr>
-              <m:t>5</m:t>
-            </m:r>
-            <m:r>
-              <m:rPr>
-                <m:sty m:val="p"/>
-              </m:rPr>
-              <w:rPr>
-                <w:rFonts w:ascii="Cambria Math" w:hAnsi="Cambria Math"/>
-              </w:rPr>
-              <m:t>,6</m:t>
-            </m:r>
-          </m:num>
-          <m:den>
-            <m:r>
-              <m:rPr>
-                <m:sty m:val="p"/>
-              </m:rPr>
-              <w:rPr>
-                <w:rFonts w:ascii="Cambria Math" w:hAnsi="Cambria Math"/>
-              </w:rPr>
-              <m:t>8</m:t>
-            </m:r>
-          </m:den>
-        </m:f>
-        <m:r>
-          <m:rPr>
-            <m:sty m:val="p"/>
-          </m:rPr>
-          <w:rPr>
-            <w:rFonts w:ascii="Cambria Math" w:hAnsi="Cambria Math"/>
-          </w:rPr>
-          <m:t>*</m:t>
-        </m:r>
-        <m:r>
-          <m:rPr>
-            <m:sty m:val="p"/>
-          </m:rPr>
-          <w:rPr>
-            <w:rFonts w:ascii="Cambria Math" w:hAnsi="Cambria Math"/>
-          </w:rPr>
-          <m:t>100%=</m:t>
-        </m:r>
-        <m:r>
-          <m:rPr>
-            <m:sty m:val="p"/>
-          </m:rPr>
-          <w:rPr>
-            <w:rFonts w:ascii="Cambria Math" w:hAnsi="Cambria Math"/>
-          </w:rPr>
-          <m:t>70%</m:t>
+          <m:t>*100%=70%</m:t>
         </m:r>
       </m:oMath>
       <w:r>
@@ -977,14 +873,7 @@
           <w:b/>
           <w:bCs/>
         </w:rPr>
-        <w:t xml:space="preserve"> факторных нагрузок для главных компонент, построенных по трем нормированным показателям, равна</w:t>
-      </w:r>
-      <w:r>
-        <w:rPr>
-          <w:b/>
-          <w:bCs/>
-        </w:rPr>
-        <w:t xml:space="preserve"> </w:t>
+        <w:t xml:space="preserve"> факторных нагрузок для главных компонент, построенных по трем нормированным показателям, равна </w:t>
       </w:r>
       <m:oMath>
         <m:d>
@@ -1132,14 +1021,7 @@
           <w:b/>
           <w:bCs/>
         </w:rPr>
-        <w:t xml:space="preserve">. </w:t>
-      </w:r>
-      <w:r>
-        <w:rPr>
-          <w:b/>
-          <w:bCs/>
-        </w:rPr>
-        <w:t>Чему равен относительный вклад второй главной компоненты в суммарную дисперсию (в %)</w:t>
+        <w:t>. Чему равен относительный вклад второй главной компоненты в суммарную дисперсию (в %)</w:t>
       </w:r>
       <w:r>
         <w:rPr>
@@ -1283,7 +1165,6 @@
       <w:pPr>
         <w:rPr>
           <w:rFonts w:eastAsiaTheme="minorEastAsia"/>
-          <w:lang w:val="en-US"/>
         </w:rPr>
       </w:pPr>
       <w:r>
@@ -1580,13 +1461,7 @@
               <w:rPr>
                 <w:rFonts w:ascii="Cambria Math" w:eastAsiaTheme="minorEastAsia" w:hAnsi="Cambria Math"/>
               </w:rPr>
-              <m:t>0</m:t>
-            </m:r>
-            <m:r>
-              <w:rPr>
-                <w:rFonts w:ascii="Cambria Math" w:eastAsiaTheme="minorEastAsia" w:hAnsi="Cambria Math"/>
-              </w:rPr>
-              <m:t>,69</m:t>
+              <m:t>0,69</m:t>
             </m:r>
           </m:e>
           <m:sup>
@@ -1668,13 +1543,7 @@
           <w:rPr>
             <w:rFonts w:ascii="Cambria Math" w:eastAsiaTheme="minorEastAsia" w:hAnsi="Cambria Math"/>
           </w:rPr>
-          <m:t>≈0,6</m:t>
-        </m:r>
-        <m:r>
-          <w:rPr>
-            <w:rFonts w:ascii="Cambria Math" w:eastAsiaTheme="minorEastAsia" w:hAnsi="Cambria Math"/>
-          </w:rPr>
-          <m:t>8</m:t>
+          <m:t>≈0,68</m:t>
         </m:r>
       </m:oMath>
       <w:r>
@@ -1781,16 +1650,7 @@
           <w:rPr>
             <w:rFonts w:ascii="Cambria Math" w:hAnsi="Cambria Math"/>
           </w:rPr>
-          <m:t>*</m:t>
-        </m:r>
-        <m:r>
-          <m:rPr>
-            <m:sty m:val="p"/>
-          </m:rPr>
-          <w:rPr>
-            <w:rFonts w:ascii="Cambria Math" w:hAnsi="Cambria Math"/>
-          </w:rPr>
-          <m:t>100%</m:t>
+          <m:t>*100%</m:t>
         </m:r>
       </m:oMath>
       <w:r>
@@ -1852,16 +1712,7 @@
           <w:rPr>
             <w:rFonts w:ascii="Cambria Math" w:hAnsi="Cambria Math"/>
           </w:rPr>
-          <m:t>*</m:t>
-        </m:r>
-        <m:r>
-          <m:rPr>
-            <m:sty m:val="p"/>
-          </m:rPr>
-          <w:rPr>
-            <w:rFonts w:ascii="Cambria Math" w:hAnsi="Cambria Math"/>
-          </w:rPr>
-          <m:t>100%</m:t>
+          <m:t>*100%</m:t>
         </m:r>
         <m:r>
           <w:rPr>
@@ -1883,13 +1734,7 @@
               <w:rPr>
                 <w:rFonts w:ascii="Cambria Math" w:eastAsiaTheme="minorEastAsia" w:hAnsi="Cambria Math"/>
               </w:rPr>
-              <m:t>0</m:t>
-            </m:r>
-            <m:r>
-              <w:rPr>
-                <w:rFonts w:ascii="Cambria Math" w:eastAsiaTheme="minorEastAsia" w:hAnsi="Cambria Math"/>
-              </w:rPr>
-              <m:t>,68</m:t>
+              <m:t>0,68</m:t>
             </m:r>
           </m:num>
           <m:den>
@@ -1905,19 +1750,7 @@
           <w:rPr>
             <w:rFonts w:ascii="Cambria Math" w:eastAsiaTheme="minorEastAsia" w:hAnsi="Cambria Math"/>
           </w:rPr>
-          <m:t>*</m:t>
-        </m:r>
-        <m:r>
-          <w:rPr>
-            <w:rFonts w:ascii="Cambria Math" w:eastAsiaTheme="minorEastAsia" w:hAnsi="Cambria Math"/>
-          </w:rPr>
-          <m:t>100%≈23</m:t>
-        </m:r>
-        <m:r>
-          <w:rPr>
-            <w:rFonts w:ascii="Cambria Math" w:eastAsiaTheme="minorEastAsia" w:hAnsi="Cambria Math"/>
-          </w:rPr>
-          <m:t>%</m:t>
+          <m:t>*100%≈23%</m:t>
         </m:r>
       </m:oMath>
       <w:r>
@@ -2568,7 +2401,6 @@
       <w:pPr>
         <w:rPr>
           <w:rFonts w:eastAsiaTheme="minorEastAsia"/>
-          <w:lang w:val="en-US"/>
         </w:rPr>
       </w:pPr>
       <w:r>
@@ -2631,13 +2463,7 @@
               <w:rPr>
                 <w:rFonts w:ascii="Cambria Math" w:hAnsi="Cambria Math"/>
               </w:rPr>
-              <m:t>ν=</m:t>
-            </m:r>
-            <m:r>
-              <w:rPr>
-                <w:rFonts w:ascii="Cambria Math" w:hAnsi="Cambria Math"/>
-              </w:rPr>
-              <m:t>1</m:t>
+              <m:t>ν=1</m:t>
             </m:r>
           </m:sub>
           <m:sup>
@@ -2697,13 +2523,7 @@
           <w:rPr>
             <w:rFonts w:ascii="Cambria Math" w:hAnsi="Cambria Math"/>
           </w:rPr>
-          <m:t>=</m:t>
-        </m:r>
-        <m:r>
-          <w:rPr>
-            <w:rFonts w:ascii="Cambria Math" w:hAnsi="Cambria Math"/>
-          </w:rPr>
-          <m:t>1</m:t>
+          <m:t>=1</m:t>
         </m:r>
       </m:oMath>
       <w:r>
@@ -2897,13 +2717,7 @@
           <w:rPr>
             <w:rFonts w:ascii="Cambria Math" w:eastAsiaTheme="minorEastAsia" w:hAnsi="Cambria Math"/>
           </w:rPr>
-          <m:t>=1</m:t>
-        </m:r>
-        <m:r>
-          <w:rPr>
-            <w:rFonts w:ascii="Cambria Math" w:eastAsiaTheme="minorEastAsia" w:hAnsi="Cambria Math"/>
-          </w:rPr>
-          <m:t>-</m:t>
+          <m:t>=1-</m:t>
         </m:r>
         <m:sSup>
           <m:sSupPr>
@@ -3177,7 +2991,6 @@
             <m:r>
               <w:rPr>
                 <w:rFonts w:ascii="Cambria Math" w:eastAsiaTheme="minorEastAsia" w:hAnsi="Cambria Math"/>
-                <w:lang w:val="en-US"/>
               </w:rPr>
               <m:t>3</m:t>
             </m:r>
@@ -3232,19 +3045,7 @@
           <w:rPr>
             <w:rFonts w:ascii="Cambria Math" w:eastAsiaTheme="minorEastAsia" w:hAnsi="Cambria Math"/>
           </w:rPr>
-          <m:t>=</m:t>
-        </m:r>
-        <m:r>
-          <w:rPr>
-            <w:rFonts w:ascii="Cambria Math" w:eastAsiaTheme="minorEastAsia" w:hAnsi="Cambria Math"/>
-          </w:rPr>
-          <m:t>0</m:t>
-        </m:r>
-        <m:r>
-          <w:rPr>
-            <w:rFonts w:ascii="Cambria Math" w:eastAsiaTheme="minorEastAsia" w:hAnsi="Cambria Math"/>
-          </w:rPr>
-          <m:t>,1+</m:t>
+          <m:t>=0,1+</m:t>
         </m:r>
         <m:sSup>
           <m:sSupPr>
@@ -3626,13 +3427,7 @@
         </m:sSub>
       </m:oMath>
       <w:r>
-        <w:t xml:space="preserve"> </w:t>
-      </w:r>
-      <w:r>
-        <w:t>исходной переменной и</w:t>
-      </w:r>
-      <w:r>
-        <w:t xml:space="preserve"> </w:t>
+        <w:t xml:space="preserve"> исходной переменной и </w:t>
       </w:r>
       <m:oMath>
         <m:sSub>
@@ -3671,13 +3466,7 @@
           <w:rPr>
             <w:rFonts w:ascii="Cambria Math" w:eastAsiaTheme="minorEastAsia" w:hAnsi="Cambria Math"/>
           </w:rPr>
-          <m:t>-</m:t>
-        </m:r>
-        <m:r>
-          <w:rPr>
-            <w:rFonts w:ascii="Cambria Math" w:eastAsiaTheme="minorEastAsia" w:hAnsi="Cambria Math"/>
-          </w:rPr>
-          <m:t>1</m:t>
+          <m:t>-1</m:t>
         </m:r>
         <m:r>
           <w:rPr>
@@ -3777,14 +3566,7 @@
           <w:bCs/>
         </w:rPr>
         <w:lastRenderedPageBreak/>
-        <w:t>Дана матрица факторных нагрузок</w:t>
-      </w:r>
-      <w:r>
-        <w:rPr>
-          <w:b/>
-          <w:bCs/>
-        </w:rPr>
-        <w:t xml:space="preserve"> </w:t>
+        <w:t xml:space="preserve">Дана матрица факторных нагрузок </w:t>
       </w:r>
       <m:oMath>
         <m:r>
@@ -3952,23 +3734,7 @@
           <w:b/>
           <w:bCs/>
         </w:rPr>
-        <w:t xml:space="preserve">. </w:t>
-      </w:r>
-      <w:r>
-        <w:rPr>
-          <w:rFonts w:eastAsiaTheme="minorEastAsia"/>
-          <w:b/>
-          <w:bCs/>
-        </w:rPr>
-        <w:t>Чему равен парный коэффициент корреляции между исходной переменной</w:t>
-      </w:r>
-      <w:r>
-        <w:rPr>
-          <w:rFonts w:eastAsiaTheme="minorEastAsia"/>
-          <w:b/>
-          <w:bCs/>
-        </w:rPr>
-        <w:t xml:space="preserve"> </w:t>
+        <w:t xml:space="preserve">. Чему равен парный коэффициент корреляции между исходной переменной </w:t>
       </w:r>
       <m:oMath>
         <m:sSub>
@@ -4140,7 +3906,6 @@
       <w:pPr>
         <w:rPr>
           <w:rFonts w:eastAsiaTheme="minorEastAsia"/>
-          <w:lang w:val="en-US"/>
         </w:rPr>
       </w:pPr>
       <w:r>
@@ -4387,13 +4152,7 @@
               <w:rPr>
                 <w:rFonts w:ascii="Cambria Math" w:eastAsiaTheme="minorEastAsia" w:hAnsi="Cambria Math"/>
               </w:rPr>
-              <m:t>3</m:t>
-            </m:r>
-            <m:r>
-              <w:rPr>
-                <w:rFonts w:ascii="Cambria Math" w:eastAsiaTheme="minorEastAsia" w:hAnsi="Cambria Math"/>
-              </w:rPr>
-              <m:t>2</m:t>
+              <m:t>32</m:t>
             </m:r>
           </m:sub>
         </m:sSub>
@@ -4401,13 +4160,7 @@
           <w:rPr>
             <w:rFonts w:ascii="Cambria Math" w:eastAsiaTheme="minorEastAsia" w:hAnsi="Cambria Math"/>
           </w:rPr>
-          <m:t>=0</m:t>
-        </m:r>
-        <m:r>
-          <w:rPr>
-            <w:rFonts w:ascii="Cambria Math" w:eastAsiaTheme="minorEastAsia" w:hAnsi="Cambria Math"/>
-          </w:rPr>
-          <m:t>,12</m:t>
+          <m:t>=0,12</m:t>
         </m:r>
       </m:oMath>
       <w:r>
@@ -4469,16 +4222,7 @@
           <w:rPr>
             <w:rFonts w:ascii="Cambria Math" w:hAnsi="Cambria Math"/>
           </w:rPr>
-          <m:t>A</m:t>
-        </m:r>
-        <m:r>
-          <m:rPr>
-            <m:sty m:val="bi"/>
-          </m:rPr>
-          <w:rPr>
-            <w:rFonts w:ascii="Cambria Math" w:hAnsi="Cambria Math"/>
-          </w:rPr>
-          <m:t>=</m:t>
+          <m:t>A=</m:t>
         </m:r>
         <m:d>
           <m:dPr>
@@ -4660,23 +4404,7 @@
           <w:b/>
           <w:bCs/>
         </w:rPr>
-        <w:t xml:space="preserve">. </w:t>
-      </w:r>
-      <w:r>
-        <w:rPr>
-          <w:rFonts w:eastAsiaTheme="minorEastAsia"/>
-          <w:b/>
-          <w:bCs/>
-        </w:rPr>
-        <w:t>Чему равен коэффициент корреляции между переменными</w:t>
-      </w:r>
-      <w:r>
-        <w:rPr>
-          <w:rFonts w:eastAsiaTheme="minorEastAsia"/>
-          <w:b/>
-          <w:bCs/>
-        </w:rPr>
-        <w:t xml:space="preserve"> </w:t>
+        <w:t xml:space="preserve">. Чему равен коэффициент корреляции между переменными </w:t>
       </w:r>
       <m:oMath>
         <m:sSub>
@@ -4915,7 +4643,6 @@
       <w:pPr>
         <w:rPr>
           <w:rFonts w:eastAsiaTheme="minorEastAsia"/>
-          <w:lang w:val="en-US"/>
         </w:rPr>
       </w:pPr>
       <w:r>
@@ -4926,19 +4653,7 @@
           <w:rPr>
             <w:rFonts w:ascii="Cambria Math" w:hAnsi="Cambria Math"/>
           </w:rPr>
-          <m:t>R</m:t>
-        </m:r>
-        <m:r>
-          <w:rPr>
-            <w:rFonts w:ascii="Cambria Math" w:hAnsi="Cambria Math"/>
-          </w:rPr>
-          <m:t>=</m:t>
-        </m:r>
-        <m:r>
-          <w:rPr>
-            <w:rFonts w:ascii="Cambria Math" w:hAnsi="Cambria Math"/>
-          </w:rPr>
-          <m:t>A*</m:t>
+          <m:t>R=A*</m:t>
         </m:r>
         <m:sSup>
           <m:sSupPr>
@@ -5288,16 +5003,7 @@
                         <w:rPr>
                           <w:rFonts w:ascii="Cambria Math" w:hAnsi="Cambria Math"/>
                         </w:rPr>
-                        <m:t>0</m:t>
-                      </m:r>
-                      <m:r>
-                        <m:rPr>
-                          <m:sty m:val="bi"/>
-                        </m:rPr>
-                        <w:rPr>
-                          <w:rFonts w:ascii="Cambria Math" w:hAnsi="Cambria Math"/>
-                        </w:rPr>
-                        <m:t>,</m:t>
+                        <m:t>0,</m:t>
                       </m:r>
                       <m:r>
                         <m:rPr>
@@ -5342,16 +5048,7 @@
                         <w:rPr>
                           <w:rFonts w:ascii="Cambria Math" w:hAnsi="Cambria Math"/>
                         </w:rPr>
-                        <m:t>0</m:t>
-                      </m:r>
-                      <m:r>
-                        <m:rPr>
-                          <m:sty m:val="bi"/>
-                        </m:rPr>
-                        <w:rPr>
-                          <w:rFonts w:ascii="Cambria Math" w:hAnsi="Cambria Math"/>
-                        </w:rPr>
-                        <m:t>,</m:t>
+                        <m:t>0,</m:t>
                       </m:r>
                       <m:r>
                         <m:rPr>
@@ -5444,16 +5141,7 @@
                         <w:rPr>
                           <w:rFonts w:ascii="Cambria Math" w:eastAsia="Cambria Math" w:hAnsi="Cambria Math" w:cs="Cambria Math"/>
                         </w:rPr>
-                        <m:t>1</m:t>
-                      </m:r>
-                      <m:r>
-                        <m:rPr>
-                          <m:sty m:val="bi"/>
-                        </m:rPr>
-                        <w:rPr>
-                          <w:rFonts w:ascii="Cambria Math" w:eastAsia="Cambria Math" w:hAnsi="Cambria Math" w:cs="Cambria Math"/>
-                        </w:rPr>
-                        <m:t>,</m:t>
+                        <m:t>1,</m:t>
                       </m:r>
                       <m:r>
                         <m:rPr>
@@ -5474,16 +5162,7 @@
                         <w:rPr>
                           <w:rFonts w:ascii="Cambria Math" w:eastAsia="Cambria Math" w:hAnsi="Cambria Math" w:cs="Cambria Math"/>
                         </w:rPr>
-                        <m:t>1</m:t>
-                      </m:r>
-                      <m:r>
-                        <m:rPr>
-                          <m:sty m:val="bi"/>
-                        </m:rPr>
-                        <w:rPr>
-                          <w:rFonts w:ascii="Cambria Math" w:eastAsia="Cambria Math" w:hAnsi="Cambria Math" w:cs="Cambria Math"/>
-                        </w:rPr>
-                        <m:t>,</m:t>
+                        <m:t>1,</m:t>
                       </m:r>
                       <m:r>
                         <m:rPr>
@@ -5576,16 +5255,7 @@
                         <w:rPr>
                           <w:rFonts w:ascii="Cambria Math" w:eastAsia="Cambria Math" w:hAnsi="Cambria Math" w:cs="Cambria Math"/>
                         </w:rPr>
-                        <m:t>0</m:t>
-                      </m:r>
-                      <m:r>
-                        <m:rPr>
-                          <m:sty m:val="bi"/>
-                        </m:rPr>
-                        <w:rPr>
-                          <w:rFonts w:ascii="Cambria Math" w:eastAsia="Cambria Math" w:hAnsi="Cambria Math" w:cs="Cambria Math"/>
-                        </w:rPr>
-                        <m:t>,</m:t>
+                        <m:t>0,</m:t>
                       </m:r>
                       <m:r>
                         <m:rPr>
@@ -6139,7 +5809,6 @@
             <m:r>
               <w:rPr>
                 <w:rFonts w:ascii="Cambria Math" w:eastAsiaTheme="minorEastAsia" w:hAnsi="Cambria Math"/>
-                <w:lang w:val="en-US"/>
               </w:rPr>
               <m:t>5</m:t>
             </m:r>
@@ -6176,7 +5845,6 @@
             <m:r>
               <w:rPr>
                 <w:rFonts w:ascii="Cambria Math" w:eastAsiaTheme="minorEastAsia" w:hAnsi="Cambria Math"/>
-                <w:lang w:val="en-US"/>
               </w:rPr>
               <m:t>5</m:t>
             </m:r>
@@ -6212,7 +5880,6 @@
                 <m:r>
                   <w:rPr>
                     <w:rFonts w:ascii="Cambria Math" w:eastAsiaTheme="minorEastAsia" w:hAnsi="Cambria Math"/>
-                    <w:lang w:val="en-US"/>
                   </w:rPr>
                   <m:t>1</m:t>
                 </m:r>
@@ -6229,7 +5896,6 @@
         <m:r>
           <w:rPr>
             <w:rFonts w:ascii="Cambria Math" w:eastAsiaTheme="minorEastAsia" w:hAnsi="Cambria Math"/>
-            <w:lang w:val="en-US"/>
           </w:rPr>
           <m:t>=</m:t>
         </m:r>
@@ -6253,13 +5919,7 @@
               <w:rPr>
                 <w:rFonts w:ascii="Cambria Math" w:eastAsiaTheme="minorEastAsia" w:hAnsi="Cambria Math"/>
               </w:rPr>
-              <m:t>-0</m:t>
-            </m:r>
-            <m:r>
-              <w:rPr>
-                <w:rFonts w:ascii="Cambria Math" w:eastAsiaTheme="minorEastAsia" w:hAnsi="Cambria Math"/>
-              </w:rPr>
-              <m:t>,84+0,08+1,52-1,30</m:t>
+              <m:t>-0,84+0,08+1,52-1,30</m:t>
             </m:r>
           </m:e>
         </m:d>
@@ -6267,13 +5927,7 @@
           <w:rPr>
             <w:rFonts w:ascii="Cambria Math" w:eastAsiaTheme="minorEastAsia" w:hAnsi="Cambria Math"/>
           </w:rPr>
-          <m:t>=0</m:t>
-        </m:r>
-        <m:r>
-          <w:rPr>
-            <w:rFonts w:ascii="Cambria Math" w:eastAsiaTheme="minorEastAsia" w:hAnsi="Cambria Math"/>
-          </w:rPr>
-          <m:t>,54</m:t>
+          <m:t>=0,54</m:t>
         </m:r>
       </m:oMath>
       <w:r>
@@ -6465,13 +6119,7 @@
         <w:t>Так как г</w:t>
       </w:r>
       <w:r>
-        <w:t xml:space="preserve">лавные компоненты не </w:t>
-      </w:r>
-      <w:r>
-        <w:t>коррелированы</w:t>
-      </w:r>
-      <w:r>
-        <w:t xml:space="preserve"> между собой</w:t>
+        <w:t>лавные компоненты не коррелированы между собой</w:t>
       </w:r>
       <w:r>
         <w:t>,</w:t>
@@ -6681,25 +6329,7 @@
           <w:rPr>
             <w:rFonts w:ascii="Cambria Math" w:hAnsi="Cambria Math"/>
           </w:rPr>
-          <m:t>=</m:t>
-        </m:r>
-        <m:r>
-          <m:rPr>
-            <m:sty m:val="bi"/>
-          </m:rPr>
-          <w:rPr>
-            <w:rFonts w:ascii="Cambria Math" w:hAnsi="Cambria Math"/>
-          </w:rPr>
-          <m:t>0</m:t>
-        </m:r>
-        <m:r>
-          <m:rPr>
-            <m:sty m:val="bi"/>
-          </m:rPr>
-          <w:rPr>
-            <w:rFonts w:ascii="Cambria Math" w:hAnsi="Cambria Math"/>
-          </w:rPr>
-          <m:t>,</m:t>
+          <m:t>=0,</m:t>
         </m:r>
         <m:r>
           <m:rPr>
@@ -7083,13 +6713,7 @@
           <w:rPr>
             <w:rFonts w:ascii="Cambria Math" w:eastAsiaTheme="minorEastAsia" w:hAnsi="Cambria Math"/>
           </w:rPr>
-          <m:t>≥…</m:t>
-        </m:r>
-        <m:r>
-          <w:rPr>
-            <w:rFonts w:ascii="Cambria Math" w:eastAsiaTheme="minorEastAsia" w:hAnsi="Cambria Math"/>
-          </w:rPr>
-          <m:t>≥</m:t>
+          <m:t>≥…≥</m:t>
         </m:r>
         <m:sSub>
           <m:sSubPr>
@@ -7168,13 +6792,7 @@
           <w:rPr>
             <w:rFonts w:ascii="Cambria Math" w:hAnsi="Cambria Math"/>
           </w:rPr>
-          <m:t>=</m:t>
-        </m:r>
-        <m:r>
-          <w:rPr>
-            <w:rFonts w:ascii="Cambria Math" w:hAnsi="Cambria Math"/>
-          </w:rPr>
-          <m:t>0</m:t>
+          <m:t>=0</m:t>
         </m:r>
       </m:oMath>
       <w:r>
@@ -7370,19 +6988,7 @@
         <w:rPr>
           <w:rFonts w:eastAsiaTheme="minorEastAsia"/>
         </w:rPr>
-        <w:t xml:space="preserve"> – </w:t>
-      </w:r>
-      <w:r>
-        <w:rPr>
-          <w:rFonts w:eastAsiaTheme="minorEastAsia"/>
-        </w:rPr>
-        <w:t>диагональная матрица собственных значений размерности</w:t>
-      </w:r>
-      <w:r>
-        <w:rPr>
-          <w:rFonts w:eastAsiaTheme="minorEastAsia"/>
-        </w:rPr>
-        <w:t xml:space="preserve"> </w:t>
+        <w:t xml:space="preserve"> – диагональная матрица собственных значений размерности </w:t>
       </w:r>
       <m:oMath>
         <m:r>
@@ -7539,13 +7145,7 @@
         <w:rPr>
           <w:rFonts w:eastAsiaTheme="minorEastAsia"/>
         </w:rPr>
-        <w:t xml:space="preserve"> – единичная матрица </w:t>
-      </w:r>
-      <w:r>
-        <w:rPr>
-          <w:rFonts w:eastAsiaTheme="minorEastAsia"/>
-        </w:rPr>
-        <w:t xml:space="preserve">размерности </w:t>
+        <w:t xml:space="preserve"> – единичная матрица размерности </w:t>
       </w:r>
       <m:oMath>
         <m:r>
@@ -7826,10 +7426,7 @@
         <w:t xml:space="preserve"> </w:t>
       </w:r>
       <w:r>
-        <w:t>м</w:t>
-      </w:r>
-      <w:r>
-        <w:t>атрица парных коэффициентов корреляции</w:t>
+        <w:t>матрица парных коэффициентов корреляции</w:t>
       </w:r>
       <w:r>
         <w:t xml:space="preserve"> </w:t>
@@ -7921,13 +7518,7 @@
           <w:rPr>
             <w:rFonts w:ascii="Cambria Math" w:eastAsiaTheme="minorEastAsia" w:hAnsi="Cambria Math"/>
           </w:rPr>
-          <m:t>R</m:t>
-        </m:r>
-        <m:r>
-          <w:rPr>
-            <w:rFonts w:ascii="Cambria Math" w:eastAsiaTheme="minorEastAsia" w:hAnsi="Cambria Math"/>
-          </w:rPr>
-          <m:t>=</m:t>
+          <m:t>R=</m:t>
         </m:r>
         <m:d>
           <m:dPr>
@@ -7970,13 +7561,7 @@
                     <w:rPr>
                       <w:rFonts w:ascii="Cambria Math" w:eastAsiaTheme="minorEastAsia" w:hAnsi="Cambria Math"/>
                     </w:rPr>
-                    <m:t>0</m:t>
-                  </m:r>
-                  <m:r>
-                    <w:rPr>
-                      <w:rFonts w:ascii="Cambria Math" w:eastAsiaTheme="minorEastAsia" w:hAnsi="Cambria Math"/>
-                    </w:rPr>
-                    <m:t>,9</m:t>
+                    <m:t>0,9</m:t>
                   </m:r>
                 </m:e>
               </m:mr>
@@ -7986,13 +7571,7 @@
                     <w:rPr>
                       <w:rFonts w:ascii="Cambria Math" w:eastAsiaTheme="minorEastAsia" w:hAnsi="Cambria Math"/>
                     </w:rPr>
-                    <m:t>0</m:t>
-                  </m:r>
-                  <m:r>
-                    <w:rPr>
-                      <w:rFonts w:ascii="Cambria Math" w:eastAsiaTheme="minorEastAsia" w:hAnsi="Cambria Math"/>
-                    </w:rPr>
-                    <m:t>,9</m:t>
+                    <m:t>0,9</m:t>
                   </m:r>
                 </m:e>
                 <m:e>
@@ -8034,6 +7613,13 @@
           </m:dPr>
           <m:e>
             <m:r>
+              <w:rPr>
+                <w:rFonts w:ascii="Cambria Math" w:hAnsi="Cambria Math"/>
+                <w:lang w:val="en-US"/>
+              </w:rPr>
+              <m:t>R-</m:t>
+            </m:r>
+            <m:r>
               <m:rPr>
                 <m:sty m:val="p"/>
               </m:rPr>
@@ -8046,14 +7632,7 @@
               <w:rPr>
                 <w:rFonts w:ascii="Cambria Math" w:hAnsi="Cambria Math"/>
               </w:rPr>
-              <m:t>E-</m:t>
-            </m:r>
-            <m:r>
-              <w:rPr>
-                <w:rFonts w:ascii="Cambria Math" w:hAnsi="Cambria Math"/>
-                <w:lang w:val="en-US"/>
-              </w:rPr>
-              <m:t>R</m:t>
+              <m:t>E</m:t>
             </m:r>
           </m:e>
         </m:d>
@@ -8106,13 +7685,7 @@
                     <w:rPr>
                       <w:rFonts w:ascii="Cambria Math" w:hAnsi="Cambria Math"/>
                     </w:rPr>
-                    <m:t>0</m:t>
-                  </m:r>
-                  <m:r>
-                    <w:rPr>
-                      <w:rFonts w:ascii="Cambria Math" w:hAnsi="Cambria Math"/>
-                    </w:rPr>
-                    <m:t>,9</m:t>
+                    <m:t>0,9</m:t>
                   </m:r>
                 </m:e>
               </m:mr>
@@ -8122,13 +7695,7 @@
                     <w:rPr>
                       <w:rFonts w:ascii="Cambria Math" w:hAnsi="Cambria Math"/>
                     </w:rPr>
-                    <m:t>0</m:t>
-                  </m:r>
-                  <m:r>
-                    <w:rPr>
-                      <w:rFonts w:ascii="Cambria Math" w:hAnsi="Cambria Math"/>
-                    </w:rPr>
-                    <m:t>,9</m:t>
+                    <m:t>0,9</m:t>
                   </m:r>
                 </m:e>
                 <m:e>
@@ -8136,13 +7703,7 @@
                     <w:rPr>
                       <w:rFonts w:ascii="Cambria Math" w:hAnsi="Cambria Math"/>
                     </w:rPr>
-                    <m:t>1</m:t>
-                  </m:r>
-                  <m:r>
-                    <w:rPr>
-                      <w:rFonts w:ascii="Cambria Math" w:hAnsi="Cambria Math"/>
-                    </w:rPr>
-                    <m:t>-</m:t>
+                    <m:t>1-</m:t>
                   </m:r>
                   <m:r>
                     <w:rPr>
@@ -8338,13 +7899,7 @@
           <w:rPr>
             <w:rFonts w:ascii="Cambria Math" w:hAnsi="Cambria Math"/>
           </w:rPr>
-          <m:t>⇒</m:t>
-        </m:r>
-        <m:r>
-          <w:rPr>
-            <w:rFonts w:ascii="Cambria Math" w:hAnsi="Cambria Math"/>
-          </w:rPr>
-          <m:t>1-</m:t>
+          <m:t>⇒1-</m:t>
         </m:r>
         <m:r>
           <w:rPr>
@@ -8599,14 +8154,7 @@
           <w:b/>
           <w:bCs/>
         </w:rPr>
-        <w:t xml:space="preserve"> получены собственные значения, одно из которых оказалось пропущенным:</w:t>
-      </w:r>
-      <w:r>
-        <w:rPr>
-          <w:b/>
-          <w:bCs/>
-        </w:rPr>
-        <w:t xml:space="preserve"> </w:t>
+        <w:t xml:space="preserve"> получены собственные значения, одно из которых оказалось пропущенным: </w:t>
       </w:r>
       <m:oMath>
         <m:r>
@@ -8616,7 +8164,7 @@
           <w:rPr>
             <w:rFonts w:ascii="Cambria Math" w:hAnsi="Cambria Math"/>
           </w:rPr>
-          <m:t>1</m:t>
+          <m:t>1,</m:t>
         </m:r>
         <m:r>
           <m:rPr>
@@ -8624,8 +8172,9 @@
           </m:rPr>
           <w:rPr>
             <w:rFonts w:ascii="Cambria Math" w:hAnsi="Cambria Math"/>
-          </w:rPr>
-          <m:t>,</m:t>
+            <w:lang w:val="en-US"/>
+          </w:rPr>
+          <m:t>2</m:t>
         </m:r>
         <m:r>
           <m:rPr>
@@ -8633,9 +8182,8 @@
           </m:rPr>
           <w:rPr>
             <w:rFonts w:ascii="Cambria Math" w:hAnsi="Cambria Math"/>
-            <w:lang w:val="en-US"/>
-          </w:rPr>
-          <m:t>2</m:t>
+          </w:rPr>
+          <m:t>;1,</m:t>
         </m:r>
         <m:r>
           <m:rPr>
@@ -8643,8 +8191,9 @@
           </m:rPr>
           <w:rPr>
             <w:rFonts w:ascii="Cambria Math" w:hAnsi="Cambria Math"/>
-          </w:rPr>
-          <m:t>;</m:t>
+            <w:lang w:val="en-US"/>
+          </w:rPr>
+          <m:t>4</m:t>
         </m:r>
         <m:r>
           <m:rPr>
@@ -8653,53 +8202,7 @@
           <w:rPr>
             <w:rFonts w:ascii="Cambria Math" w:hAnsi="Cambria Math"/>
           </w:rPr>
-          <m:t>1,</m:t>
-        </m:r>
-        <m:r>
-          <m:rPr>
-            <m:sty m:val="bi"/>
-          </m:rPr>
-          <w:rPr>
-            <w:rFonts w:ascii="Cambria Math" w:hAnsi="Cambria Math"/>
-            <w:lang w:val="en-US"/>
-          </w:rPr>
-          <m:t>4</m:t>
-        </m:r>
-        <m:r>
-          <m:rPr>
-            <m:sty m:val="bi"/>
-          </m:rPr>
-          <w:rPr>
-            <w:rFonts w:ascii="Cambria Math" w:hAnsi="Cambria Math"/>
-          </w:rPr>
-          <m:t>;</m:t>
-        </m:r>
-        <m:r>
-          <m:rPr>
-            <m:sty m:val="bi"/>
-          </m:rPr>
-          <w:rPr>
-            <w:rFonts w:ascii="Cambria Math" w:hAnsi="Cambria Math"/>
-          </w:rPr>
-          <m:t>0</m:t>
-        </m:r>
-        <m:r>
-          <m:rPr>
-            <m:sty m:val="bi"/>
-          </m:rPr>
-          <w:rPr>
-            <w:rFonts w:ascii="Cambria Math" w:hAnsi="Cambria Math"/>
-          </w:rPr>
-          <m:t>,</m:t>
-        </m:r>
-        <m:r>
-          <m:rPr>
-            <m:sty m:val="bi"/>
-          </m:rPr>
-          <w:rPr>
-            <w:rFonts w:ascii="Cambria Math" w:hAnsi="Cambria Math"/>
-          </w:rPr>
-          <m:t>6</m:t>
+          <m:t>;0,6</m:t>
         </m:r>
       </m:oMath>
       <w:r>
@@ -9272,19 +8775,7 @@
           <w:rPr>
             <w:rFonts w:ascii="Cambria Math" w:eastAsiaTheme="minorEastAsia" w:hAnsi="Cambria Math"/>
           </w:rPr>
-          <m:t>=4-</m:t>
-        </m:r>
-        <m:r>
-          <w:rPr>
-            <w:rFonts w:ascii="Cambria Math" w:eastAsiaTheme="minorEastAsia" w:hAnsi="Cambria Math"/>
-          </w:rPr>
-          <m:t>1</m:t>
-        </m:r>
-        <m:r>
-          <w:rPr>
-            <w:rFonts w:ascii="Cambria Math" w:eastAsiaTheme="minorEastAsia" w:hAnsi="Cambria Math"/>
-          </w:rPr>
-          <m:t>,2-1,4-0,6=0,8</m:t>
+          <m:t>=4-1,2-1,4-0,6=0,8</m:t>
         </m:r>
       </m:oMath>
       <w:r>
@@ -10445,6 +9936,7 @@
   <w:style w:type="character" w:default="1" w:styleId="a3">
     <w:name w:val="Default Paragraph Font"/>
     <w:uiPriority w:val="1"/>
+    <w:semiHidden/>
     <w:unhideWhenUsed/>
   </w:style>
   <w:style w:type="table" w:default="1" w:styleId="a4">

--- a/МСОИ, тесты/МСОИ, тест 2, ответы.docx
+++ b/МСОИ, тесты/МСОИ, тест 2, ответы.docx
@@ -5,6 +5,9 @@
     <w:p>
       <w:pPr>
         <w:pStyle w:val="af"/>
+        <w:rPr>
+          <w:lang w:val="en-US"/>
+        </w:rPr>
       </w:pPr>
       <w:r>
         <w:t>Методы статистической обработки информации</w:t>
@@ -13,7 +16,31 @@
         <w:t xml:space="preserve"> </w:t>
       </w:r>
       <w:r>
-        <w:t xml:space="preserve">/ </w:t>
+        <w:t>/</w:t>
+      </w:r>
+      <w:r>
+        <w:t xml:space="preserve"> </w:t>
+      </w:r>
+      <w:r>
+        <w:t>Тест</w:t>
+      </w:r>
+      <w:r>
+        <w:t xml:space="preserve"> </w:t>
+      </w:r>
+      <w:r>
+        <w:rPr>
+          <w:lang w:val="en-US"/>
+        </w:rPr>
+        <w:t>2</w:t>
+      </w:r>
+      <w:r>
+        <w:rPr>
+          <w:lang w:val="en-US"/>
+        </w:rPr>
+        <w:t xml:space="preserve"> /</w:t>
+      </w:r>
+      <w:r>
+        <w:t xml:space="preserve"> </w:t>
       </w:r>
       <w:r>
         <w:t>Ко</w:t>
@@ -23,18 +50,6 @@
       </w:r>
       <w:r>
         <w:t xml:space="preserve"> анализ</w:t>
-      </w:r>
-      <w:r>
-        <w:t xml:space="preserve"> </w:t>
-      </w:r>
-      <w:r>
-        <w:t xml:space="preserve">/ </w:t>
-      </w:r>
-      <w:r>
-        <w:t>Тест</w:t>
-      </w:r>
-      <w:r>
-        <w:t xml:space="preserve"> </w:t>
       </w:r>
     </w:p>
     <w:p>
@@ -4915,7 +4930,7 @@
           <m:dPr>
             <m:ctrlPr>
               <w:rPr>
-                <w:rFonts w:ascii="Cambria Math" w:hAnsi="Cambria Math"/>
+                <w:rFonts w:ascii="Cambria Math" w:eastAsiaTheme="minorEastAsia" w:hAnsi="Cambria Math"/>
                 <w:b/>
                 <w:bCs/>
                 <w:i/>
@@ -4923,438 +4938,341 @@
             </m:ctrlPr>
           </m:dPr>
           <m:e>
-            <m:eqArr>
-              <m:eqArrPr>
+            <m:m>
+              <m:mPr>
+                <m:mcs>
+                  <m:mc>
+                    <m:mcPr>
+                      <m:count m:val="2"/>
+                      <m:mcJc m:val="center"/>
+                    </m:mcPr>
+                  </m:mc>
+                </m:mcs>
                 <m:ctrlPr>
                   <w:rPr>
-                    <w:rFonts w:ascii="Cambria Math" w:hAnsi="Cambria Math"/>
+                    <w:rFonts w:ascii="Cambria Math" w:eastAsiaTheme="minorEastAsia" w:hAnsi="Cambria Math"/>
                     <w:b/>
                     <w:bCs/>
                     <w:i/>
                   </w:rPr>
                 </m:ctrlPr>
-              </m:eqArrPr>
-              <m:e>
-                <m:m>
-                  <m:mPr>
-                    <m:mcs>
-                      <m:mc>
-                        <m:mcPr>
-                          <m:count m:val="2"/>
-                          <m:mcJc m:val="center"/>
-                        </m:mcPr>
-                      </m:mc>
-                    </m:mcs>
-                    <m:ctrlPr>
-                      <w:rPr>
-                        <w:rFonts w:ascii="Cambria Math" w:hAnsi="Cambria Math"/>
-                        <w:b/>
-                        <w:bCs/>
-                        <w:i/>
-                      </w:rPr>
-                    </m:ctrlPr>
-                  </m:mPr>
-                  <m:mr>
-                    <m:e>
-                      <m:r>
-                        <m:rPr>
-                          <m:sty m:val="bi"/>
-                        </m:rPr>
-                        <w:rPr>
-                          <w:rFonts w:ascii="Cambria Math" w:hAnsi="Cambria Math"/>
-                        </w:rPr>
-                        <m:t>-</m:t>
-                      </m:r>
-                      <m:r>
-                        <m:rPr>
-                          <m:sty m:val="bi"/>
-                        </m:rPr>
-                        <w:rPr>
-                          <w:rFonts w:ascii="Cambria Math" w:hAnsi="Cambria Math"/>
-                          <w:lang w:val="en-US"/>
-                        </w:rPr>
-                        <m:t>0</m:t>
-                      </m:r>
-                      <m:r>
-                        <m:rPr>
-                          <m:sty m:val="bi"/>
-                        </m:rPr>
-                        <w:rPr>
-                          <w:rFonts w:ascii="Cambria Math" w:hAnsi="Cambria Math"/>
-                        </w:rPr>
-                        <m:t>,</m:t>
-                      </m:r>
-                      <m:r>
-                        <m:rPr>
-                          <m:sty m:val="bi"/>
-                        </m:rPr>
-                        <w:rPr>
-                          <w:rFonts w:ascii="Cambria Math" w:hAnsi="Cambria Math"/>
-                          <w:lang w:val="en-US"/>
-                        </w:rPr>
-                        <m:t>84</m:t>
-                      </m:r>
-                    </m:e>
-                    <m:e>
-                      <m:r>
-                        <m:rPr>
-                          <m:sty m:val="bi"/>
-                        </m:rPr>
-                        <w:rPr>
-                          <w:rFonts w:ascii="Cambria Math" w:hAnsi="Cambria Math"/>
-                        </w:rPr>
-                        <m:t>0,</m:t>
-                      </m:r>
-                      <m:r>
-                        <m:rPr>
-                          <m:sty m:val="bi"/>
-                        </m:rPr>
-                        <w:rPr>
-                          <w:rFonts w:ascii="Cambria Math" w:hAnsi="Cambria Math"/>
-                          <w:lang w:val="en-US"/>
-                        </w:rPr>
-                        <m:t>6</m:t>
-                      </m:r>
-                    </m:e>
-                  </m:mr>
-                </m:m>
-              </m:e>
-              <m:e>
-                <m:m>
-                  <m:mPr>
-                    <m:mcs>
-                      <m:mc>
-                        <m:mcPr>
-                          <m:count m:val="2"/>
-                          <m:mcJc m:val="center"/>
-                        </m:mcPr>
-                      </m:mc>
-                    </m:mcs>
-                    <m:ctrlPr>
-                      <w:rPr>
-                        <w:rFonts w:ascii="Cambria Math" w:hAnsi="Cambria Math"/>
-                        <w:b/>
-                        <w:bCs/>
-                        <w:i/>
-                      </w:rPr>
-                    </m:ctrlPr>
-                  </m:mPr>
-                  <m:mr>
-                    <m:e>
-                      <m:r>
-                        <m:rPr>
-                          <m:sty m:val="bi"/>
-                        </m:rPr>
-                        <w:rPr>
-                          <w:rFonts w:ascii="Cambria Math" w:hAnsi="Cambria Math"/>
-                        </w:rPr>
-                        <m:t>0,</m:t>
-                      </m:r>
-                      <m:r>
-                        <m:rPr>
-                          <m:sty m:val="bi"/>
-                        </m:rPr>
-                        <w:rPr>
-                          <w:rFonts w:ascii="Cambria Math" w:hAnsi="Cambria Math"/>
-                          <w:lang w:val="en-US"/>
-                        </w:rPr>
-                        <m:t>08</m:t>
-                      </m:r>
-                    </m:e>
-                    <m:e>
-                      <m:r>
-                        <m:rPr>
-                          <m:sty m:val="bi"/>
-                        </m:rPr>
-                        <w:rPr>
-                          <w:rFonts w:ascii="Cambria Math" w:hAnsi="Cambria Math"/>
-                        </w:rPr>
-                        <m:t>-</m:t>
-                      </m:r>
-                      <m:r>
-                        <m:rPr>
-                          <m:sty m:val="bi"/>
-                        </m:rPr>
-                        <w:rPr>
-                          <w:rFonts w:ascii="Cambria Math" w:hAnsi="Cambria Math"/>
-                          <w:lang w:val="en-US"/>
-                        </w:rPr>
-                        <m:t>1</m:t>
-                      </m:r>
-                      <m:r>
-                        <m:rPr>
-                          <m:sty m:val="bi"/>
-                        </m:rPr>
-                        <w:rPr>
-                          <w:rFonts w:ascii="Cambria Math" w:hAnsi="Cambria Math"/>
-                        </w:rPr>
-                        <m:t>,</m:t>
-                      </m:r>
-                      <m:r>
-                        <m:rPr>
-                          <m:sty m:val="bi"/>
-                        </m:rPr>
-                        <w:rPr>
-                          <w:rFonts w:ascii="Cambria Math" w:hAnsi="Cambria Math"/>
-                          <w:lang w:val="en-US"/>
-                        </w:rPr>
-                        <m:t>26</m:t>
-                      </m:r>
-                    </m:e>
-                  </m:mr>
-                </m:m>
-                <m:ctrlPr>
-                  <w:rPr>
-                    <w:rFonts w:ascii="Cambria Math" w:eastAsia="Cambria Math" w:hAnsi="Cambria Math" w:cs="Cambria Math"/>
-                    <w:b/>
-                    <w:bCs/>
-                    <w:i/>
-                  </w:rPr>
-                </m:ctrlPr>
-              </m:e>
-              <m:e>
-                <m:m>
-                  <m:mPr>
-                    <m:mcs>
-                      <m:mc>
-                        <m:mcPr>
-                          <m:count m:val="2"/>
-                          <m:mcJc m:val="center"/>
-                        </m:mcPr>
-                      </m:mc>
-                    </m:mcs>
-                    <m:ctrlPr>
-                      <w:rPr>
-                        <w:rFonts w:ascii="Cambria Math" w:eastAsia="Cambria Math" w:hAnsi="Cambria Math" w:cs="Cambria Math"/>
-                        <w:b/>
-                        <w:bCs/>
-                        <w:i/>
-                      </w:rPr>
-                    </m:ctrlPr>
-                  </m:mPr>
-                  <m:mr>
-                    <m:e>
-                      <m:r>
-                        <m:rPr>
-                          <m:sty m:val="bi"/>
-                        </m:rPr>
-                        <w:rPr>
-                          <w:rFonts w:ascii="Cambria Math" w:eastAsia="Cambria Math" w:hAnsi="Cambria Math" w:cs="Cambria Math"/>
-                        </w:rPr>
-                        <m:t>1,</m:t>
-                      </m:r>
-                      <m:r>
-                        <m:rPr>
-                          <m:sty m:val="bi"/>
-                        </m:rPr>
-                        <w:rPr>
-                          <w:rFonts w:ascii="Cambria Math" w:eastAsia="Cambria Math" w:hAnsi="Cambria Math" w:cs="Cambria Math"/>
-                          <w:lang w:val="en-US"/>
-                        </w:rPr>
-                        <m:t>52</m:t>
-                      </m:r>
-                    </m:e>
-                    <m:e>
-                      <m:r>
-                        <m:rPr>
-                          <m:sty m:val="bi"/>
-                        </m:rPr>
-                        <w:rPr>
-                          <w:rFonts w:ascii="Cambria Math" w:eastAsia="Cambria Math" w:hAnsi="Cambria Math" w:cs="Cambria Math"/>
-                        </w:rPr>
-                        <m:t>1,</m:t>
-                      </m:r>
-                      <m:r>
-                        <m:rPr>
-                          <m:sty m:val="bi"/>
-                        </m:rPr>
-                        <w:rPr>
-                          <w:rFonts w:ascii="Cambria Math" w:eastAsia="Cambria Math" w:hAnsi="Cambria Math" w:cs="Cambria Math"/>
-                          <w:lang w:val="en-US"/>
-                        </w:rPr>
-                        <m:t>26</m:t>
-                      </m:r>
-                    </m:e>
-                  </m:mr>
-                </m:m>
-                <m:ctrlPr>
-                  <w:rPr>
-                    <w:rFonts w:ascii="Cambria Math" w:eastAsia="Cambria Math" w:hAnsi="Cambria Math" w:cs="Cambria Math"/>
-                    <w:b/>
-                    <w:bCs/>
-                    <w:i/>
-                  </w:rPr>
-                </m:ctrlPr>
-              </m:e>
-              <m:e>
-                <m:m>
-                  <m:mPr>
-                    <m:mcs>
-                      <m:mc>
-                        <m:mcPr>
-                          <m:count m:val="2"/>
-                          <m:mcJc m:val="center"/>
-                        </m:mcPr>
-                      </m:mc>
-                    </m:mcs>
-                    <m:ctrlPr>
-                      <w:rPr>
-                        <w:rFonts w:ascii="Cambria Math" w:eastAsia="Cambria Math" w:hAnsi="Cambria Math" w:cs="Cambria Math"/>
-                        <w:b/>
-                        <w:bCs/>
-                        <w:i/>
-                      </w:rPr>
-                    </m:ctrlPr>
-                  </m:mPr>
-                  <m:mr>
-                    <m:e>
-                      <m:r>
-                        <m:rPr>
-                          <m:sty m:val="bi"/>
-                        </m:rPr>
-                        <w:rPr>
-                          <w:rFonts w:ascii="Cambria Math" w:eastAsia="Cambria Math" w:hAnsi="Cambria Math" w:cs="Cambria Math"/>
-                        </w:rPr>
-                        <m:t>-</m:t>
-                      </m:r>
-                      <m:r>
-                        <m:rPr>
-                          <m:sty m:val="bi"/>
-                        </m:rPr>
-                        <w:rPr>
-                          <w:rFonts w:ascii="Cambria Math" w:eastAsia="Cambria Math" w:hAnsi="Cambria Math" w:cs="Cambria Math"/>
-                          <w:lang w:val="en-US"/>
-                        </w:rPr>
-                        <m:t>1</m:t>
-                      </m:r>
-                      <m:r>
-                        <m:rPr>
-                          <m:sty m:val="bi"/>
-                        </m:rPr>
-                        <w:rPr>
-                          <w:rFonts w:ascii="Cambria Math" w:eastAsia="Cambria Math" w:hAnsi="Cambria Math" w:cs="Cambria Math"/>
-                        </w:rPr>
-                        <m:t>,</m:t>
-                      </m:r>
-                      <m:r>
-                        <m:rPr>
-                          <m:sty m:val="bi"/>
-                        </m:rPr>
-                        <w:rPr>
-                          <w:rFonts w:ascii="Cambria Math" w:eastAsia="Cambria Math" w:hAnsi="Cambria Math" w:cs="Cambria Math"/>
-                          <w:lang w:val="en-US"/>
-                        </w:rPr>
-                        <m:t>30</m:t>
-                      </m:r>
-                    </m:e>
-                    <m:e>
-                      <m:r>
-                        <m:rPr>
-                          <m:sty m:val="bi"/>
-                        </m:rPr>
-                        <w:rPr>
-                          <w:rFonts w:ascii="Cambria Math" w:eastAsia="Cambria Math" w:hAnsi="Cambria Math" w:cs="Cambria Math"/>
-                        </w:rPr>
-                        <m:t>0,</m:t>
-                      </m:r>
-                      <m:r>
-                        <m:rPr>
-                          <m:sty m:val="bi"/>
-                        </m:rPr>
-                        <w:rPr>
-                          <w:rFonts w:ascii="Cambria Math" w:eastAsia="Cambria Math" w:hAnsi="Cambria Math" w:cs="Cambria Math"/>
-                          <w:lang w:val="en-US"/>
-                        </w:rPr>
-                        <m:t>50</m:t>
-                      </m:r>
-                    </m:e>
-                  </m:mr>
-                </m:m>
-                <m:ctrlPr>
-                  <w:rPr>
-                    <w:rFonts w:ascii="Cambria Math" w:eastAsia="Cambria Math" w:hAnsi="Cambria Math" w:cs="Cambria Math"/>
-                    <w:b/>
-                    <w:bCs/>
-                    <w:i/>
-                  </w:rPr>
-                </m:ctrlPr>
-              </m:e>
-              <m:e>
-                <m:m>
-                  <m:mPr>
-                    <m:mcs>
-                      <m:mc>
-                        <m:mcPr>
-                          <m:count m:val="2"/>
-                          <m:mcJc m:val="center"/>
-                        </m:mcPr>
-                      </m:mc>
-                    </m:mcs>
-                    <m:ctrlPr>
-                      <w:rPr>
-                        <w:rFonts w:ascii="Cambria Math" w:eastAsia="Cambria Math" w:hAnsi="Cambria Math" w:cs="Cambria Math"/>
-                        <w:b/>
-                        <w:bCs/>
-                        <w:i/>
-                      </w:rPr>
-                    </m:ctrlPr>
-                  </m:mPr>
-                  <m:mr>
-                    <m:e>
-                      <m:r>
-                        <m:rPr>
-                          <m:sty m:val="bi"/>
-                        </m:rPr>
-                        <w:rPr>
-                          <w:rFonts w:ascii="Cambria Math" w:eastAsia="Cambria Math" w:hAnsi="Cambria Math" w:cs="Cambria Math"/>
-                        </w:rPr>
-                        <m:t>?</m:t>
-                      </m:r>
-                    </m:e>
-                    <m:e>
-                      <m:r>
-                        <m:rPr>
-                          <m:sty m:val="bi"/>
-                        </m:rPr>
-                        <w:rPr>
-                          <w:rFonts w:ascii="Cambria Math" w:eastAsia="Cambria Math" w:hAnsi="Cambria Math" w:cs="Cambria Math"/>
-                        </w:rPr>
-                        <m:t>-</m:t>
-                      </m:r>
-                      <m:r>
-                        <m:rPr>
-                          <m:sty m:val="bi"/>
-                        </m:rPr>
-                        <w:rPr>
-                          <w:rFonts w:ascii="Cambria Math" w:eastAsia="Cambria Math" w:hAnsi="Cambria Math" w:cs="Cambria Math"/>
-                          <w:lang w:val="en-US"/>
-                        </w:rPr>
-                        <m:t>1</m:t>
-                      </m:r>
-                      <m:r>
-                        <m:rPr>
-                          <m:sty m:val="bi"/>
-                        </m:rPr>
-                        <w:rPr>
-                          <w:rFonts w:ascii="Cambria Math" w:eastAsia="Cambria Math" w:hAnsi="Cambria Math" w:cs="Cambria Math"/>
-                        </w:rPr>
-                        <m:t>,</m:t>
-                      </m:r>
-                      <m:r>
-                        <m:rPr>
-                          <m:sty m:val="bi"/>
-                        </m:rPr>
-                        <w:rPr>
-                          <w:rFonts w:ascii="Cambria Math" w:eastAsia="Cambria Math" w:hAnsi="Cambria Math" w:cs="Cambria Math"/>
-                          <w:lang w:val="en-US"/>
-                        </w:rPr>
-                        <m:t>1</m:t>
-                      </m:r>
-                    </m:e>
-                  </m:mr>
-                </m:m>
-              </m:e>
-            </m:eqArr>
+              </m:mPr>
+              <m:mr>
+                <m:e>
+                  <m:r>
+                    <m:rPr>
+                      <m:sty m:val="bi"/>
+                    </m:rPr>
+                    <w:rPr>
+                      <w:rFonts w:ascii="Cambria Math" w:eastAsiaTheme="minorEastAsia" w:hAnsi="Cambria Math"/>
+                    </w:rPr>
+                    <m:t>-0,</m:t>
+                  </m:r>
+                  <m:r>
+                    <m:rPr>
+                      <m:sty m:val="bi"/>
+                    </m:rPr>
+                    <w:rPr>
+                      <w:rFonts w:ascii="Cambria Math" w:eastAsiaTheme="minorEastAsia" w:hAnsi="Cambria Math"/>
+                      <w:lang w:val="en-US"/>
+                    </w:rPr>
+                    <m:t>84</m:t>
+                  </m:r>
+                  <m:ctrlPr>
+                    <w:rPr>
+                      <w:rFonts w:ascii="Cambria Math" w:eastAsia="Cambria Math" w:hAnsi="Cambria Math" w:cs="Cambria Math"/>
+                      <w:b/>
+                      <w:bCs/>
+                      <w:i/>
+                    </w:rPr>
+                  </m:ctrlPr>
+                </m:e>
+                <m:e>
+                  <m:r>
+                    <m:rPr>
+                      <m:sty m:val="bi"/>
+                    </m:rPr>
+                    <w:rPr>
+                      <w:rFonts w:ascii="Cambria Math" w:eastAsia="Cambria Math" w:hAnsi="Cambria Math" w:cs="Cambria Math"/>
+                    </w:rPr>
+                    <m:t>0,</m:t>
+                  </m:r>
+                  <m:r>
+                    <m:rPr>
+                      <m:sty m:val="bi"/>
+                    </m:rPr>
+                    <w:rPr>
+                      <w:rFonts w:ascii="Cambria Math" w:eastAsia="Cambria Math" w:hAnsi="Cambria Math" w:cs="Cambria Math"/>
+                      <w:lang w:val="en-US"/>
+                    </w:rPr>
+                    <m:t>6</m:t>
+                  </m:r>
+                  <m:ctrlPr>
+                    <w:rPr>
+                      <w:rFonts w:ascii="Cambria Math" w:eastAsia="Cambria Math" w:hAnsi="Cambria Math" w:cs="Cambria Math"/>
+                      <w:b/>
+                      <w:bCs/>
+                      <w:i/>
+                    </w:rPr>
+                  </m:ctrlPr>
+                </m:e>
+              </m:mr>
+              <m:mr>
+                <m:e>
+                  <m:r>
+                    <m:rPr>
+                      <m:sty m:val="bi"/>
+                    </m:rPr>
+                    <w:rPr>
+                      <w:rFonts w:ascii="Cambria Math" w:eastAsia="Cambria Math" w:hAnsi="Cambria Math" w:cs="Cambria Math"/>
+                    </w:rPr>
+                    <m:t>0,</m:t>
+                  </m:r>
+                  <m:r>
+                    <m:rPr>
+                      <m:sty m:val="bi"/>
+                    </m:rPr>
+                    <w:rPr>
+                      <w:rFonts w:ascii="Cambria Math" w:eastAsia="Cambria Math" w:hAnsi="Cambria Math" w:cs="Cambria Math"/>
+                      <w:lang w:val="en-US"/>
+                    </w:rPr>
+                    <m:t>08</m:t>
+                  </m:r>
+                </m:e>
+                <m:e>
+                  <m:r>
+                    <m:rPr>
+                      <m:sty m:val="bi"/>
+                    </m:rPr>
+                    <w:rPr>
+                      <w:rFonts w:ascii="Cambria Math" w:eastAsiaTheme="minorEastAsia" w:hAnsi="Cambria Math"/>
+                    </w:rPr>
+                    <m:t>-</m:t>
+                  </m:r>
+                  <m:r>
+                    <m:rPr>
+                      <m:sty m:val="bi"/>
+                    </m:rPr>
+                    <w:rPr>
+                      <w:rFonts w:ascii="Cambria Math" w:eastAsiaTheme="minorEastAsia" w:hAnsi="Cambria Math"/>
+                      <w:lang w:val="en-US"/>
+                    </w:rPr>
+                    <m:t>1</m:t>
+                  </m:r>
+                  <m:r>
+                    <m:rPr>
+                      <m:sty m:val="bi"/>
+                    </m:rPr>
+                    <w:rPr>
+                      <w:rFonts w:ascii="Cambria Math" w:eastAsiaTheme="minorEastAsia" w:hAnsi="Cambria Math"/>
+                    </w:rPr>
+                    <m:t>,</m:t>
+                  </m:r>
+                  <m:r>
+                    <m:rPr>
+                      <m:sty m:val="bi"/>
+                    </m:rPr>
+                    <w:rPr>
+                      <w:rFonts w:ascii="Cambria Math" w:eastAsiaTheme="minorEastAsia" w:hAnsi="Cambria Math"/>
+                      <w:lang w:val="en-US"/>
+                    </w:rPr>
+                    <m:t>26</m:t>
+                  </m:r>
+                </m:e>
+              </m:mr>
+              <m:mr>
+                <m:e>
+                  <m:r>
+                    <m:rPr>
+                      <m:sty m:val="bi"/>
+                    </m:rPr>
+                    <w:rPr>
+                      <w:rFonts w:ascii="Cambria Math" w:eastAsiaTheme="minorEastAsia" w:hAnsi="Cambria Math"/>
+                    </w:rPr>
+                    <m:t>1,</m:t>
+                  </m:r>
+                  <m:r>
+                    <m:rPr>
+                      <m:sty m:val="bi"/>
+                    </m:rPr>
+                    <w:rPr>
+                      <w:rFonts w:ascii="Cambria Math" w:eastAsiaTheme="minorEastAsia" w:hAnsi="Cambria Math"/>
+                      <w:lang w:val="en-US"/>
+                    </w:rPr>
+                    <m:t>52</m:t>
+                  </m:r>
+                  <m:ctrlPr>
+                    <w:rPr>
+                      <w:rFonts w:ascii="Cambria Math" w:eastAsia="Cambria Math" w:hAnsi="Cambria Math" w:cs="Cambria Math"/>
+                      <w:b/>
+                      <w:bCs/>
+                      <w:i/>
+                    </w:rPr>
+                  </m:ctrlPr>
+                </m:e>
+                <m:e>
+                  <m:r>
+                    <m:rPr>
+                      <m:sty m:val="bi"/>
+                    </m:rPr>
+                    <w:rPr>
+                      <w:rFonts w:ascii="Cambria Math" w:eastAsia="Cambria Math" w:hAnsi="Cambria Math" w:cs="Cambria Math"/>
+                    </w:rPr>
+                    <m:t>1,</m:t>
+                  </m:r>
+                  <m:r>
+                    <m:rPr>
+                      <m:sty m:val="bi"/>
+                    </m:rPr>
+                    <w:rPr>
+                      <w:rFonts w:ascii="Cambria Math" w:eastAsia="Cambria Math" w:hAnsi="Cambria Math" w:cs="Cambria Math"/>
+                      <w:lang w:val="en-US"/>
+                    </w:rPr>
+                    <m:t>26</m:t>
+                  </m:r>
+                  <m:ctrlPr>
+                    <w:rPr>
+                      <w:rFonts w:ascii="Cambria Math" w:eastAsia="Cambria Math" w:hAnsi="Cambria Math" w:cs="Cambria Math"/>
+                      <w:b/>
+                      <w:bCs/>
+                      <w:i/>
+                    </w:rPr>
+                  </m:ctrlPr>
+                </m:e>
+              </m:mr>
+              <m:mr>
+                <m:e>
+                  <m:r>
+                    <m:rPr>
+                      <m:sty m:val="bi"/>
+                    </m:rPr>
+                    <w:rPr>
+                      <w:rFonts w:ascii="Cambria Math" w:eastAsia="Cambria Math" w:hAnsi="Cambria Math" w:cs="Cambria Math"/>
+                    </w:rPr>
+                    <m:t>-</m:t>
+                  </m:r>
+                  <m:r>
+                    <m:rPr>
+                      <m:sty m:val="bi"/>
+                    </m:rPr>
+                    <w:rPr>
+                      <w:rFonts w:ascii="Cambria Math" w:eastAsia="Cambria Math" w:hAnsi="Cambria Math" w:cs="Cambria Math"/>
+                      <w:lang w:val="en-US"/>
+                    </w:rPr>
+                    <m:t>1</m:t>
+                  </m:r>
+                  <m:r>
+                    <m:rPr>
+                      <m:sty m:val="bi"/>
+                    </m:rPr>
+                    <w:rPr>
+                      <w:rFonts w:ascii="Cambria Math" w:eastAsia="Cambria Math" w:hAnsi="Cambria Math" w:cs="Cambria Math"/>
+                    </w:rPr>
+                    <m:t>,</m:t>
+                  </m:r>
+                  <m:r>
+                    <m:rPr>
+                      <m:sty m:val="bi"/>
+                    </m:rPr>
+                    <w:rPr>
+                      <w:rFonts w:ascii="Cambria Math" w:eastAsia="Cambria Math" w:hAnsi="Cambria Math" w:cs="Cambria Math"/>
+                      <w:lang w:val="en-US"/>
+                    </w:rPr>
+                    <m:t>30</m:t>
+                  </m:r>
+                  <m:ctrlPr>
+                    <w:rPr>
+                      <w:rFonts w:ascii="Cambria Math" w:eastAsia="Cambria Math" w:hAnsi="Cambria Math" w:cs="Cambria Math"/>
+                      <w:b/>
+                      <w:bCs/>
+                      <w:i/>
+                    </w:rPr>
+                  </m:ctrlPr>
+                </m:e>
+                <m:e>
+                  <m:r>
+                    <m:rPr>
+                      <m:sty m:val="bi"/>
+                    </m:rPr>
+                    <w:rPr>
+                      <w:rFonts w:ascii="Cambria Math" w:eastAsia="Cambria Math" w:hAnsi="Cambria Math" w:cs="Cambria Math"/>
+                    </w:rPr>
+                    <m:t>0,</m:t>
+                  </m:r>
+                  <m:r>
+                    <m:rPr>
+                      <m:sty m:val="bi"/>
+                    </m:rPr>
+                    <w:rPr>
+                      <w:rFonts w:ascii="Cambria Math" w:eastAsia="Cambria Math" w:hAnsi="Cambria Math" w:cs="Cambria Math"/>
+                      <w:lang w:val="en-US"/>
+                    </w:rPr>
+                    <m:t>50</m:t>
+                  </m:r>
+                  <m:ctrlPr>
+                    <w:rPr>
+                      <w:rFonts w:ascii="Cambria Math" w:eastAsia="Cambria Math" w:hAnsi="Cambria Math" w:cs="Cambria Math"/>
+                      <w:b/>
+                      <w:bCs/>
+                      <w:i/>
+                    </w:rPr>
+                  </m:ctrlPr>
+                </m:e>
+              </m:mr>
+              <m:mr>
+                <m:e>
+                  <m:r>
+                    <m:rPr>
+                      <m:sty m:val="bi"/>
+                    </m:rPr>
+                    <w:rPr>
+                      <w:rFonts w:ascii="Cambria Math" w:eastAsia="Cambria Math" w:hAnsi="Cambria Math" w:cs="Cambria Math"/>
+                    </w:rPr>
+                    <m:t>?</m:t>
+                  </m:r>
+                </m:e>
+                <m:e>
+                  <m:r>
+                    <m:rPr>
+                      <m:sty m:val="bi"/>
+                    </m:rPr>
+                    <w:rPr>
+                      <w:rFonts w:ascii="Cambria Math" w:eastAsiaTheme="minorEastAsia" w:hAnsi="Cambria Math"/>
+                    </w:rPr>
+                    <m:t>-</m:t>
+                  </m:r>
+                  <m:r>
+                    <m:rPr>
+                      <m:sty m:val="bi"/>
+                    </m:rPr>
+                    <w:rPr>
+                      <w:rFonts w:ascii="Cambria Math" w:eastAsiaTheme="minorEastAsia" w:hAnsi="Cambria Math"/>
+                      <w:lang w:val="en-US"/>
+                    </w:rPr>
+                    <m:t>1</m:t>
+                  </m:r>
+                  <m:r>
+                    <m:rPr>
+                      <m:sty m:val="bi"/>
+                    </m:rPr>
+                    <w:rPr>
+                      <w:rFonts w:ascii="Cambria Math" w:eastAsiaTheme="minorEastAsia" w:hAnsi="Cambria Math"/>
+                    </w:rPr>
+                    <m:t>,</m:t>
+                  </m:r>
+                  <m:r>
+                    <m:rPr>
+                      <m:sty m:val="bi"/>
+                    </m:rPr>
+                    <w:rPr>
+                      <w:rFonts w:ascii="Cambria Math" w:eastAsiaTheme="minorEastAsia" w:hAnsi="Cambria Math"/>
+                      <w:lang w:val="en-US"/>
+                    </w:rPr>
+                    <m:t>1</m:t>
+                  </m:r>
+                </m:e>
+              </m:mr>
+            </m:m>
           </m:e>
         </m:d>
       </m:oMath>
@@ -5891,19 +5809,7 @@
           <w:rPr>
             <w:rFonts w:ascii="Cambria Math" w:eastAsiaTheme="minorEastAsia" w:hAnsi="Cambria Math"/>
           </w:rPr>
-          <m:t>=0⇒x</m:t>
-        </m:r>
-        <m:r>
-          <w:rPr>
-            <w:rFonts w:ascii="Cambria Math" w:eastAsiaTheme="minorEastAsia" w:hAnsi="Cambria Math"/>
-          </w:rPr>
-          <m:t>=</m:t>
-        </m:r>
-        <m:r>
-          <w:rPr>
-            <w:rFonts w:ascii="Cambria Math" w:eastAsiaTheme="minorEastAsia" w:hAnsi="Cambria Math"/>
-          </w:rPr>
-          <m:t>0-</m:t>
+          <m:t>=0⇒x=0-</m:t>
         </m:r>
         <m:d>
           <m:dPr>
@@ -7617,7 +7523,13 @@
                 <w:rFonts w:ascii="Cambria Math" w:hAnsi="Cambria Math"/>
                 <w:lang w:val="en-US"/>
               </w:rPr>
-              <m:t>R-</m:t>
+              <m:t>R</m:t>
+            </m:r>
+            <m:r>
+              <w:rPr>
+                <w:rFonts w:ascii="Cambria Math" w:hAnsi="Cambria Math"/>
+              </w:rPr>
+              <m:t>-</m:t>
             </m:r>
             <m:r>
               <m:rPr>
@@ -8791,6 +8703,7 @@
           <w:b/>
           <w:bCs/>
           <w:i/>
+          <w:lang w:val="en-US"/>
         </w:rPr>
       </w:pPr>
       <w:r>
@@ -8802,7 +8715,6 @@
         <w:t>Ответ: г).</w:t>
       </w:r>
     </w:p>
-    <w:p/>
     <w:sectPr>
       <w:type w:val="continuous"/>
       <w:pgSz w:w="11906" w:h="16838"/>
